--- a/2026/Proyecto_Final/drive_proyecto_final/Guías, teoria y notas de clase/Lineamiento técnico - Notas de clase.docx
+++ b/2026/Proyecto_Final/drive_proyecto_final/Guías, teoria y notas de clase/Lineamiento técnico - Notas de clase.docx
@@ -41,7 +41,7 @@
           <w:pgNumType w:start="1"/>
         </w:sectPr>
       </w:pPr>
-      <w:bookmarkStart w:colFirst="0" w:colLast="0" w:name="_45ufsafi4tbp" w:id="0"/>
+      <w:bookmarkStart w:colFirst="0" w:colLast="0" w:name="_phay7g8kkrgo" w:id="0"/>
       <w:bookmarkEnd w:id="0"/>
       <w:r>
         <w:rPr>

--- a/2026/Proyecto_Final/drive_proyecto_final/Guías, teoria y notas de clase/Lineamiento técnico - Notas de clase.docx
+++ b/2026/Proyecto_Final/drive_proyecto_final/Guías, teoria y notas de clase/Lineamiento técnico - Notas de clase.docx
@@ -41,7 +41,7 @@
           <w:pgNumType w:start="1"/>
         </w:sectPr>
       </w:pPr>
-      <w:bookmarkStart w:colFirst="0" w:colLast="0" w:name="_phay7g8kkrgo" w:id="0"/>
+      <w:bookmarkStart w:colFirst="0" w:colLast="0" w:name="_9ql8czneeygy" w:id="0"/>
       <w:bookmarkEnd w:id="0"/>
       <w:r>
         <w:rPr>
